--- a/0-all/1-2025-2026/2-second-semester/3-G-3/2-week-2-/4-worksheet/Computer Worksheet G3 W2.docx
+++ b/0-all/1-2025-2026/2-second-semester/3-G-3/2-week-2-/4-worksheet/Computer Worksheet G3 W2.docx
@@ -306,20 +306,8 @@
                 <w:sz w:val="28"/>
                 <w:szCs w:val="28"/>
               </w:rPr>
-              <w:t xml:space="preserve">Inside a </w:t>
+              <w:t>E-mail</w:t>
             </w:r>
-            <w:proofErr w:type="gramStart"/>
-            <w:r>
-              <w:rPr>
-                <w:rFonts w:ascii="Comic Sans MS" w:hAnsi="Comic Sans MS"/>
-                <w:b/>
-                <w:bCs/>
-                <w:sz w:val="28"/>
-                <w:szCs w:val="28"/>
-              </w:rPr>
-              <w:t>Computer</w:t>
-            </w:r>
-            <w:proofErr w:type="gramEnd"/>
           </w:p>
         </w:tc>
         <w:tc>
@@ -405,29 +393,7 @@
           <w:sz w:val="36"/>
           <w:szCs w:val="36"/>
         </w:rPr>
-        <w:t xml:space="preserve">heet No. </w:t>
-      </w:r>
-      <w:proofErr w:type="gramStart"/>
-      <w:r>
-        <w:rPr>
-          <w:rFonts w:ascii="Lucida Bright" w:hAnsi="Lucida Bright"/>
-          <w:b/>
-          <w:bCs/>
-          <w:sz w:val="36"/>
-          <w:szCs w:val="36"/>
-        </w:rPr>
-        <w:t xml:space="preserve">(  </w:t>
-      </w:r>
-      <w:proofErr w:type="gramEnd"/>
-      <w:r>
-        <w:rPr>
-          <w:rFonts w:ascii="Lucida Bright" w:hAnsi="Lucida Bright"/>
-          <w:b/>
-          <w:bCs/>
-          <w:sz w:val="36"/>
-          <w:szCs w:val="36"/>
-        </w:rPr>
-        <w:t xml:space="preserve">  </w:t>
+        <w:t xml:space="preserve">heet No. (    </w:t>
       </w:r>
       <w:r>
         <w:rPr>
@@ -447,20 +413,8 @@
           <w:sz w:val="36"/>
           <w:szCs w:val="36"/>
         </w:rPr>
-        <w:t xml:space="preserve"> </w:t>
+        <w:t xml:space="preserve">   )</w:t>
       </w:r>
-      <w:proofErr w:type="gramStart"/>
-      <w:r>
-        <w:rPr>
-          <w:rFonts w:ascii="Lucida Bright" w:hAnsi="Lucida Bright"/>
-          <w:b/>
-          <w:bCs/>
-          <w:sz w:val="36"/>
-          <w:szCs w:val="36"/>
-        </w:rPr>
-        <w:t xml:space="preserve">  )</w:t>
-      </w:r>
-      <w:proofErr w:type="gramEnd"/>
     </w:p>
     <w:p>
       <w:pPr>
@@ -546,17 +500,17 @@
                 <w:szCs w:val="36"/>
               </w:rPr>
               <w:drawing>
-                <wp:anchor distT="0" distB="0" distL="114300" distR="114300" simplePos="0" relativeHeight="251660800" behindDoc="0" locked="0" layoutInCell="1" allowOverlap="1" wp14:anchorId="60EB6AEC" wp14:editId="01687807">
+                <wp:anchor distT="0" distB="0" distL="114300" distR="114300" simplePos="0" relativeHeight="251660800" behindDoc="0" locked="0" layoutInCell="1" allowOverlap="1" wp14:anchorId="60EB6AEC" wp14:editId="7A9F1A08">
                   <wp:simplePos x="0" y="0"/>
                   <wp:positionH relativeFrom="column">
-                    <wp:posOffset>893116</wp:posOffset>
+                    <wp:posOffset>889000</wp:posOffset>
                   </wp:positionH>
                   <wp:positionV relativeFrom="paragraph">
-                    <wp:posOffset>-635</wp:posOffset>
+                    <wp:posOffset>238760</wp:posOffset>
                   </wp:positionV>
-                  <wp:extent cx="1456767" cy="1257300"/>
-                  <wp:effectExtent l="0" t="0" r="0" b="0"/>
-                  <wp:wrapNone/>
+                  <wp:extent cx="1460044" cy="1095033"/>
+                  <wp:effectExtent l="0" t="0" r="6985" b="0"/>
+                  <wp:wrapTopAndBottom/>
                   <wp:docPr id="1357649645" name="Picture 10"/>
                   <wp:cNvGraphicFramePr>
                     <a:graphicFrameLocks xmlns:a="http://schemas.openxmlformats.org/drawingml/2006/main" noChangeAspect="1"/>
@@ -585,7 +539,7 @@
                         <pic:spPr bwMode="auto">
                           <a:xfrm>
                             <a:off x="0" y="0"/>
-                            <a:ext cx="1460044" cy="1260128"/>
+                            <a:ext cx="1460044" cy="1095033"/>
                           </a:xfrm>
                           <a:prstGeom prst="rect">
                             <a:avLst/>
@@ -634,7 +588,7 @@
                 <w:sz w:val="36"/>
                 <w:szCs w:val="36"/>
               </w:rPr>
-              <w:t>CPU</w:t>
+              <w:t>Gmail</w:t>
             </w:r>
           </w:p>
         </w:tc>
@@ -665,17 +619,17 @@
                 <w:szCs w:val="36"/>
               </w:rPr>
               <w:drawing>
-                <wp:anchor distT="0" distB="0" distL="114300" distR="114300" simplePos="0" relativeHeight="251650048" behindDoc="0" locked="0" layoutInCell="1" allowOverlap="1" wp14:anchorId="7BED4B6B" wp14:editId="00C49EFD">
+                <wp:anchor distT="0" distB="0" distL="114300" distR="114300" simplePos="0" relativeHeight="251662848" behindDoc="0" locked="0" layoutInCell="1" allowOverlap="1" wp14:anchorId="7BED4B6B" wp14:editId="4C3A7B75">
                   <wp:simplePos x="0" y="0"/>
                   <wp:positionH relativeFrom="column">
-                    <wp:posOffset>1119188</wp:posOffset>
+                    <wp:posOffset>736600</wp:posOffset>
                   </wp:positionH>
                   <wp:positionV relativeFrom="paragraph">
-                    <wp:posOffset>75883</wp:posOffset>
+                    <wp:posOffset>51647</wp:posOffset>
                   </wp:positionV>
-                  <wp:extent cx="1328716" cy="1138237"/>
-                  <wp:effectExtent l="0" t="0" r="5080" b="5080"/>
-                  <wp:wrapNone/>
+                  <wp:extent cx="1819910" cy="1413510"/>
+                  <wp:effectExtent l="0" t="0" r="0" b="0"/>
+                  <wp:wrapTopAndBottom/>
                   <wp:docPr id="1035718243" name="Picture 7"/>
                   <wp:cNvGraphicFramePr>
                     <a:graphicFrameLocks xmlns:a="http://schemas.openxmlformats.org/drawingml/2006/main" noChangeAspect="1"/>
@@ -697,7 +651,7 @@
                               </a:ext>
                             </a:extLst>
                           </a:blip>
-                          <a:srcRect l="8850" t="10560" r="10931" b="10061"/>
+                          <a:srcRect l="-21043" t="-4659" r="-16052" b="-7794"/>
                           <a:stretch>
                             <a:fillRect/>
                           </a:stretch>
@@ -705,7 +659,7 @@
                         <pic:spPr bwMode="auto">
                           <a:xfrm>
                             <a:off x="0" y="0"/>
-                            <a:ext cx="1328716" cy="1138237"/>
+                            <a:ext cx="1819910" cy="1413510"/>
                           </a:xfrm>
                           <a:prstGeom prst="rect">
                             <a:avLst/>
@@ -762,7 +716,7 @@
                 <w:sz w:val="36"/>
                 <w:szCs w:val="36"/>
               </w:rPr>
-              <w:t>Hard Disk</w:t>
+              <w:t>Yahoo</w:t>
             </w:r>
           </w:p>
         </w:tc>
@@ -793,17 +747,17 @@
                 <w:szCs w:val="36"/>
               </w:rPr>
               <w:drawing>
-                <wp:anchor distT="0" distB="0" distL="114300" distR="114300" simplePos="0" relativeHeight="251661824" behindDoc="0" locked="0" layoutInCell="1" allowOverlap="1" wp14:anchorId="26012F1C" wp14:editId="5BDE2A57">
+                <wp:anchor distT="0" distB="0" distL="114300" distR="114300" simplePos="0" relativeHeight="251661824" behindDoc="0" locked="0" layoutInCell="1" allowOverlap="1" wp14:anchorId="26012F1C" wp14:editId="0BD98C83">
                   <wp:simplePos x="0" y="0"/>
                   <wp:positionH relativeFrom="column">
-                    <wp:posOffset>1151489</wp:posOffset>
+                    <wp:posOffset>1016000</wp:posOffset>
                   </wp:positionH>
                   <wp:positionV relativeFrom="paragraph">
-                    <wp:posOffset>11416</wp:posOffset>
+                    <wp:posOffset>126153</wp:posOffset>
                   </wp:positionV>
-                  <wp:extent cx="1107811" cy="1171997"/>
-                  <wp:effectExtent l="6032" t="0" r="3493" b="3492"/>
-                  <wp:wrapNone/>
+                  <wp:extent cx="1286510" cy="1286510"/>
+                  <wp:effectExtent l="0" t="0" r="8890" b="8890"/>
+                  <wp:wrapTopAndBottom/>
                   <wp:docPr id="211712581" name="Picture 1"/>
                   <wp:cNvGraphicFramePr>
                     <a:graphicFrameLocks xmlns:a="http://schemas.openxmlformats.org/drawingml/2006/main" noChangeAspect="1"/>
@@ -812,28 +766,27 @@
                     <a:graphicData uri="http://schemas.openxmlformats.org/drawingml/2006/picture">
                       <pic:pic xmlns:pic="http://schemas.openxmlformats.org/drawingml/2006/picture">
                         <pic:nvPicPr>
-                          <pic:cNvPr id="0" name="Picture 1"/>
+                          <pic:cNvPr id="211712581" name="Picture 1"/>
                           <pic:cNvPicPr>
                             <a:picLocks noChangeAspect="1" noChangeArrowheads="1"/>
                           </pic:cNvPicPr>
                         </pic:nvPicPr>
                         <pic:blipFill>
-                          <a:blip r:embed="rId9" cstate="print">
+                          <a:blip r:embed="rId9">
                             <a:extLst>
                               <a:ext uri="{28A0092B-C50C-407E-A947-70E740481C1C}">
                                 <a14:useLocalDpi xmlns:a14="http://schemas.microsoft.com/office/drawing/2010/main" val="0"/>
                               </a:ext>
                             </a:extLst>
                           </a:blip>
-                          <a:srcRect/>
                           <a:stretch>
                             <a:fillRect/>
                           </a:stretch>
                         </pic:blipFill>
                         <pic:spPr bwMode="auto">
-                          <a:xfrm rot="5400000">
+                          <a:xfrm>
                             <a:off x="0" y="0"/>
-                            <a:ext cx="1107811" cy="1171997"/>
+                            <a:ext cx="1286510" cy="1286510"/>
                           </a:xfrm>
                           <a:prstGeom prst="rect">
                             <a:avLst/>
@@ -882,156 +835,7 @@
                 <w:sz w:val="36"/>
                 <w:szCs w:val="36"/>
               </w:rPr>
-              <w:t>RAM</w:t>
-            </w:r>
-          </w:p>
-        </w:tc>
-      </w:tr>
-      <w:tr>
-        <w:trPr>
-          <w:trHeight w:val="1938"/>
-        </w:trPr>
-        <w:tc>
-          <w:tcPr>
-            <w:tcW w:w="5626" w:type="dxa"/>
-          </w:tcPr>
-          <w:p>
-            <w:pPr>
-              <w:bidi w:val="0"/>
-              <w:jc w:val="center"/>
-              <w:rPr>
-                <w:rFonts w:ascii="Lucida Bright" w:hAnsi="Lucida Bright"/>
-                <w:sz w:val="36"/>
-                <w:szCs w:val="36"/>
-              </w:rPr>
-            </w:pPr>
-            <w:r>
-              <w:rPr>
-                <w:rFonts w:ascii="Lucida Bright" w:hAnsi="Lucida Bright"/>
-                <w:noProof/>
-                <w:sz w:val="36"/>
-                <w:szCs w:val="36"/>
-              </w:rPr>
-              <w:drawing>
-                <wp:anchor distT="0" distB="0" distL="114300" distR="114300" simplePos="0" relativeHeight="251654656" behindDoc="0" locked="0" layoutInCell="1" allowOverlap="1" wp14:anchorId="556098D5" wp14:editId="3C2F39F3">
-                  <wp:simplePos x="0" y="0"/>
-                  <wp:positionH relativeFrom="column">
-                    <wp:posOffset>761683</wp:posOffset>
-                  </wp:positionH>
-                  <wp:positionV relativeFrom="paragraph">
-                    <wp:posOffset>368618</wp:posOffset>
-                  </wp:positionV>
-                  <wp:extent cx="2216947" cy="561975"/>
-                  <wp:effectExtent l="0" t="0" r="0" b="0"/>
-                  <wp:wrapNone/>
-                  <wp:docPr id="1572371318" name="Picture 8"/>
-                  <wp:cNvGraphicFramePr>
-                    <a:graphicFrameLocks xmlns:a="http://schemas.openxmlformats.org/drawingml/2006/main" noChangeAspect="1"/>
-                  </wp:cNvGraphicFramePr>
-                  <a:graphic xmlns:a="http://schemas.openxmlformats.org/drawingml/2006/main">
-                    <a:graphicData uri="http://schemas.openxmlformats.org/drawingml/2006/picture">
-                      <pic:pic xmlns:pic="http://schemas.openxmlformats.org/drawingml/2006/picture">
-                        <pic:nvPicPr>
-                          <pic:cNvPr id="1572371318" name="Picture 8"/>
-                          <pic:cNvPicPr>
-                            <a:picLocks noChangeAspect="1" noChangeArrowheads="1"/>
-                          </pic:cNvPicPr>
-                        </pic:nvPicPr>
-                        <pic:blipFill>
-                          <a:blip r:embed="rId10" cstate="print">
-                            <a:extLst>
-                              <a:ext uri="{28A0092B-C50C-407E-A947-70E740481C1C}">
-                                <a14:useLocalDpi xmlns:a14="http://schemas.microsoft.com/office/drawing/2010/main" val="0"/>
-                              </a:ext>
-                            </a:extLst>
-                          </a:blip>
-                          <a:stretch>
-                            <a:fillRect/>
-                          </a:stretch>
-                        </pic:blipFill>
-                        <pic:spPr bwMode="auto">
-                          <a:xfrm>
-                            <a:off x="0" y="0"/>
-                            <a:ext cx="2216947" cy="561975"/>
-                          </a:xfrm>
-                          <a:prstGeom prst="rect">
-                            <a:avLst/>
-                          </a:prstGeom>
-                          <a:noFill/>
-                          <a:ln>
-                            <a:noFill/>
-                          </a:ln>
-                        </pic:spPr>
-                      </pic:pic>
-                    </a:graphicData>
-                  </a:graphic>
-                  <wp14:sizeRelH relativeFrom="margin">
-                    <wp14:pctWidth>0</wp14:pctWidth>
-                  </wp14:sizeRelH>
-                  <wp14:sizeRelV relativeFrom="margin">
-                    <wp14:pctHeight>0</wp14:pctHeight>
-                  </wp14:sizeRelV>
-                </wp:anchor>
-              </w:drawing>
-            </w:r>
-          </w:p>
-        </w:tc>
-        <w:tc>
-          <w:tcPr>
-            <w:tcW w:w="5626" w:type="dxa"/>
-            <w:vAlign w:val="center"/>
-          </w:tcPr>
-          <w:p>
-            <w:pPr>
-              <w:bidi w:val="0"/>
-              <w:jc w:val="center"/>
-              <w:rPr>
-                <w:rFonts w:ascii="Lucida Bright" w:hAnsi="Lucida Bright"/>
-                <w:b/>
-                <w:bCs/>
-                <w:sz w:val="36"/>
-                <w:szCs w:val="36"/>
-              </w:rPr>
-            </w:pPr>
-            <w:r>
-              <w:rPr>
-                <w:rFonts w:ascii="Lucida Bright" w:hAnsi="Lucida Bright"/>
-                <w:b/>
-                <w:bCs/>
-                <w:sz w:val="36"/>
-                <w:szCs w:val="36"/>
-              </w:rPr>
-              <w:t>B</w:t>
-            </w:r>
-            <w:r>
-              <w:rPr>
-                <w:rFonts w:ascii="Lucida Bright" w:hAnsi="Lucida Bright"/>
-                <w:b/>
-                <w:bCs/>
-                <w:sz w:val="36"/>
-                <w:szCs w:val="36"/>
-              </w:rPr>
-              <w:t xml:space="preserve">attery </w:t>
-            </w:r>
-            <w:r>
-              <w:rPr>
-                <w:rFonts w:ascii="Lucida Bright" w:hAnsi="Lucida Bright"/>
-                <w:b/>
-                <w:bCs/>
-                <w:sz w:val="36"/>
-                <w:szCs w:val="36"/>
-              </w:rPr>
-              <w:t>L</w:t>
-            </w:r>
-            <w:r>
-              <w:rPr>
-                <w:rFonts w:ascii="Lucida Bright" w:hAnsi="Lucida Bright"/>
-                <w:b/>
-                <w:bCs/>
-                <w:sz w:val="36"/>
-                <w:szCs w:val="36"/>
-              </w:rPr>
-              <w:t>aptop</w:t>
+              <w:t>Outlook</w:t>
             </w:r>
           </w:p>
         </w:tc>
@@ -1071,7 +875,7 @@
       </w:r>
     </w:p>
     <w:sectPr>
-      <w:headerReference w:type="default" r:id="rId11"/>
+      <w:headerReference w:type="default" r:id="rId10"/>
       <w:pgSz w:w="12240" w:h="15840"/>
       <w:pgMar w:top="720" w:right="720" w:bottom="720" w:left="720" w:header="720" w:footer="720" w:gutter="0"/>
       <w:pgBorders w:offsetFrom="page">
